--- a/Java/RunTime_Polymorphism_Dynamic_Binding.docx
+++ b/Java/RunTime_Polymorphism_Dynamic_Binding.docx
@@ -1,6 +1,6 @@
 
 <file path=word/document.xml><?xml version="1.0" encoding="utf-8"?>
-<w:document xmlns:wpc="http://schemas.microsoft.com/office/word/2010/wordprocessingCanvas" xmlns:cx="http://schemas.microsoft.com/office/drawing/2014/chartex" xmlns:cx1="http://schemas.microsoft.com/office/drawing/2015/9/8/chartex" xmlns:cx2="http://schemas.microsoft.com/office/drawing/2015/10/21/chartex" xmlns:cx3="http://schemas.microsoft.com/office/drawing/2016/5/9/chartex" xmlns:cx4="http://schemas.microsoft.com/office/drawing/2016/5/10/chartex" xmlns:cx5="http://schemas.microsoft.com/office/drawing/2016/5/11/chartex" xmlns:cx6="http://schemas.microsoft.com/office/drawing/2016/5/12/chartex" xmlns:cx7="http://schemas.microsoft.com/office/drawing/2016/5/13/chartex" xmlns:cx8="http://schemas.microsoft.com/office/drawing/2016/5/14/chartex" xmlns:mc="http://schemas.openxmlformats.org/markup-compatibility/2006" xmlns:aink="http://schemas.microsoft.com/office/drawing/2016/ink" xmlns:am3d="http://schemas.microsoft.com/office/drawing/2017/model3d" xmlns:o="urn:schemas-microsoft-com:office:office" xmlns:oel="http://schemas.microsoft.com/office/2019/extlst" xmlns:r="http://schemas.openxmlformats.org/officeDocument/2006/relationships" xmlns:m="http://schemas.openxmlformats.org/officeDocument/2006/math" xmlns:v="urn:schemas-microsoft-com:vml" xmlns:wp14="http://schemas.microsoft.com/office/word/2010/wordprocessingDrawing" xmlns:wp="http://schemas.openxmlformats.org/drawingml/2006/wordprocessingDrawing" xmlns:w10="urn:schemas-microsoft-com:office:word" xmlns:w="http://schemas.openxmlformats.org/wordprocessingml/2006/main" xmlns:w14="http://schemas.microsoft.com/office/word/2010/wordml" xmlns:w15="http://schemas.microsoft.com/office/word/2012/wordml" xmlns:w16cex="http://schemas.microsoft.com/office/word/2018/wordml/cex" xmlns:w16cid="http://schemas.microsoft.com/office/word/2016/wordml/cid" xmlns:w16="http://schemas.microsoft.com/office/word/2018/wordml" xmlns:w16sdtdh="http://schemas.microsoft.com/office/word/2020/wordml/sdtdatahash" xmlns:w16se="http://schemas.microsoft.com/office/word/2015/wordml/symex" xmlns:wpg="http://schemas.microsoft.com/office/word/2010/wordprocessingGroup" xmlns:wpi="http://schemas.microsoft.com/office/word/2010/wordprocessingInk" xmlns:wne="http://schemas.microsoft.com/office/word/2006/wordml" xmlns:wps="http://schemas.microsoft.com/office/word/2010/wordprocessingShape" mc:Ignorable="w14 w15 w16se w16cid w16 w16cex w16sdtdh wp14">
+<w:document xmlns:wpc="http://schemas.microsoft.com/office/word/2010/wordprocessingCanvas" xmlns:cx="http://schemas.microsoft.com/office/drawing/2014/chartex" xmlns:cx1="http://schemas.microsoft.com/office/drawing/2015/9/8/chartex" xmlns:cx2="http://schemas.microsoft.com/office/drawing/2015/10/21/chartex" xmlns:cx3="http://schemas.microsoft.com/office/drawing/2016/5/9/chartex" xmlns:cx4="http://schemas.microsoft.com/office/drawing/2016/5/10/chartex" xmlns:cx5="http://schemas.microsoft.com/office/drawing/2016/5/11/chartex" xmlns:cx6="http://schemas.microsoft.com/office/drawing/2016/5/12/chartex" xmlns:cx7="http://schemas.microsoft.com/office/drawing/2016/5/13/chartex" xmlns:cx8="http://schemas.microsoft.com/office/drawing/2016/5/14/chartex" xmlns:mc="http://schemas.openxmlformats.org/markup-compatibility/2006" xmlns:aink="http://schemas.microsoft.com/office/drawing/2016/ink" xmlns:am3d="http://schemas.microsoft.com/office/drawing/2017/model3d" xmlns:o="urn:schemas-microsoft-com:office:office" xmlns:oel="http://schemas.microsoft.com/office/2019/extlst" xmlns:r="http://schemas.openxmlformats.org/officeDocument/2006/relationships" xmlns:m="http://schemas.openxmlformats.org/officeDocument/2006/math" xmlns:v="urn:schemas-microsoft-com:vml" xmlns:wp14="http://schemas.microsoft.com/office/word/2010/wordprocessingDrawing" xmlns:wp="http://schemas.openxmlformats.org/drawingml/2006/wordprocessingDrawing" xmlns:w10="urn:schemas-microsoft-com:office:word" xmlns:w="http://schemas.openxmlformats.org/wordprocessingml/2006/main" xmlns:w14="http://schemas.microsoft.com/office/word/2010/wordml" xmlns:w15="http://schemas.microsoft.com/office/word/2012/wordml" xmlns:w16cex="http://schemas.microsoft.com/office/word/2018/wordml/cex" xmlns:w16cid="http://schemas.microsoft.com/office/word/2016/wordml/cid" xmlns:w16="http://schemas.microsoft.com/office/word/2018/wordml" xmlns:w16du="http://schemas.microsoft.com/office/word/2023/wordml/word16du" xmlns:w16sdtdh="http://schemas.microsoft.com/office/word/2020/wordml/sdtdatahash" xmlns:w16sdtfl="http://schemas.microsoft.com/office/word/2024/wordml/sdtformatlock" xmlns:w16se="http://schemas.microsoft.com/office/word/2015/wordml/symex" xmlns:wpg="http://schemas.microsoft.com/office/word/2010/wordprocessingGroup" xmlns:wpi="http://schemas.microsoft.com/office/word/2010/wordprocessingInk" xmlns:wne="http://schemas.microsoft.com/office/word/2006/wordml" xmlns:wps="http://schemas.microsoft.com/office/word/2010/wordprocessingShape" mc:Ignorable="w14 w15 w16se w16cid w16 w16cex w16sdtdh w16sdtfl w16du wp14">
   <w:body>
     <w:p>
       <w:pPr>
@@ -114,6 +114,7 @@
         <w:br/>
         <w:t xml:space="preserve">        </w:t>
       </w:r>
+      <w:proofErr w:type="spellStart"/>
       <w:r>
         <w:rPr>
           <w:rFonts w:ascii="Source Code Pro" w:eastAsia="Times New Roman" w:hAnsi="Source Code Pro" w:cs="Times New Roman"/>
@@ -162,7 +163,20 @@
           <w:lang w:eastAsia="en-IN"/>
           <w14:ligatures w14:val="none"/>
         </w:rPr>
-        <w:t>.println(</w:t>
+        <w:t>.println</w:t>
+      </w:r>
+      <w:proofErr w:type="spellEnd"/>
+      <w:r>
+        <w:rPr>
+          <w:rFonts w:ascii="Source Code Pro" w:eastAsia="Times New Roman" w:hAnsi="Source Code Pro" w:cs="Times New Roman"/>
+          <w:color w:val="080808"/>
+          <w:kern w:val="0"/>
+          <w:sz w:val="21"/>
+          <w:szCs w:val="21"/>
+          <w:lang w:eastAsia="en-IN"/>
+          <w14:ligatures w14:val="none"/>
+        </w:rPr>
+        <w:t>(</w:t>
       </w:r>
       <w:r>
         <w:rPr>
@@ -238,6 +252,7 @@
         </w:rPr>
         <w:t xml:space="preserve">public void </w:t>
       </w:r>
+      <w:proofErr w:type="spellStart"/>
       <w:r>
         <w:rPr>
           <w:rFonts w:ascii="Source Code Pro" w:eastAsia="Times New Roman" w:hAnsi="Source Code Pro" w:cs="Times New Roman"/>
@@ -250,6 +265,7 @@
         </w:rPr>
         <w:t>parentMethod</w:t>
       </w:r>
+      <w:proofErr w:type="spellEnd"/>
       <w:r>
         <w:rPr>
           <w:rFonts w:ascii="Source Code Pro" w:eastAsia="Times New Roman" w:hAnsi="Source Code Pro" w:cs="Times New Roman"/>
@@ -288,6 +304,7 @@
         <w:br/>
         <w:t xml:space="preserve">        </w:t>
       </w:r>
+      <w:proofErr w:type="spellStart"/>
       <w:r>
         <w:rPr>
           <w:rFonts w:ascii="Source Code Pro" w:eastAsia="Times New Roman" w:hAnsi="Source Code Pro" w:cs="Times New Roman"/>
@@ -336,7 +353,20 @@
           <w:lang w:eastAsia="en-IN"/>
           <w14:ligatures w14:val="none"/>
         </w:rPr>
-        <w:t>.println(</w:t>
+        <w:t>.println</w:t>
+      </w:r>
+      <w:proofErr w:type="spellEnd"/>
+      <w:r>
+        <w:rPr>
+          <w:rFonts w:ascii="Source Code Pro" w:eastAsia="Times New Roman" w:hAnsi="Source Code Pro" w:cs="Times New Roman"/>
+          <w:color w:val="080808"/>
+          <w:kern w:val="0"/>
+          <w:sz w:val="21"/>
+          <w:szCs w:val="21"/>
+          <w:lang w:eastAsia="en-IN"/>
+          <w14:ligatures w14:val="none"/>
+        </w:rPr>
+        <w:t>(</w:t>
       </w:r>
       <w:r>
         <w:rPr>
@@ -534,6 +564,7 @@
         <w:br/>
         <w:t xml:space="preserve">        </w:t>
       </w:r>
+      <w:proofErr w:type="spellStart"/>
       <w:r>
         <w:rPr>
           <w:rFonts w:ascii="Source Code Pro" w:eastAsia="Times New Roman" w:hAnsi="Source Code Pro" w:cs="Times New Roman"/>
@@ -582,7 +613,20 @@
           <w:lang w:eastAsia="en-IN"/>
           <w14:ligatures w14:val="none"/>
         </w:rPr>
-        <w:t>.println(</w:t>
+        <w:t>.println</w:t>
+      </w:r>
+      <w:proofErr w:type="spellEnd"/>
+      <w:r>
+        <w:rPr>
+          <w:rFonts w:ascii="Source Code Pro" w:eastAsia="Times New Roman" w:hAnsi="Source Code Pro" w:cs="Times New Roman"/>
+          <w:color w:val="080808"/>
+          <w:kern w:val="0"/>
+          <w:sz w:val="21"/>
+          <w:szCs w:val="21"/>
+          <w:lang w:eastAsia="en-IN"/>
+          <w14:ligatures w14:val="none"/>
+        </w:rPr>
+        <w:t>(</w:t>
       </w:r>
       <w:r>
         <w:rPr>
@@ -658,6 +702,7 @@
         </w:rPr>
         <w:t xml:space="preserve">public void </w:t>
       </w:r>
+      <w:proofErr w:type="spellStart"/>
       <w:r>
         <w:rPr>
           <w:rFonts w:ascii="Source Code Pro" w:eastAsia="Times New Roman" w:hAnsi="Source Code Pro" w:cs="Times New Roman"/>
@@ -670,6 +715,7 @@
         </w:rPr>
         <w:t>childMethod</w:t>
       </w:r>
+      <w:proofErr w:type="spellEnd"/>
       <w:r>
         <w:rPr>
           <w:rFonts w:ascii="Source Code Pro" w:eastAsia="Times New Roman" w:hAnsi="Source Code Pro" w:cs="Times New Roman"/>
@@ -695,6 +741,7 @@
         <w:br/>
         <w:t xml:space="preserve">        </w:t>
       </w:r>
+      <w:proofErr w:type="spellStart"/>
       <w:r>
         <w:rPr>
           <w:rFonts w:ascii="Source Code Pro" w:eastAsia="Times New Roman" w:hAnsi="Source Code Pro" w:cs="Times New Roman"/>
@@ -743,7 +790,20 @@
           <w:lang w:eastAsia="en-IN"/>
           <w14:ligatures w14:val="none"/>
         </w:rPr>
-        <w:t>.println(</w:t>
+        <w:t>.println</w:t>
+      </w:r>
+      <w:proofErr w:type="spellEnd"/>
+      <w:r>
+        <w:rPr>
+          <w:rFonts w:ascii="Source Code Pro" w:eastAsia="Times New Roman" w:hAnsi="Source Code Pro" w:cs="Times New Roman"/>
+          <w:color w:val="080808"/>
+          <w:kern w:val="0"/>
+          <w:sz w:val="21"/>
+          <w:szCs w:val="21"/>
+          <w:lang w:eastAsia="en-IN"/>
+          <w14:ligatures w14:val="none"/>
+        </w:rPr>
+        <w:t>(</w:t>
       </w:r>
       <w:r>
         <w:rPr>
@@ -797,47 +857,6 @@
       </w:r>
     </w:p>
     <w:p/>
-    <w:p>
-      <w:r>
-        <w:t>Parent ch2 = new Child() ;</w:t>
-      </w:r>
-    </w:p>
-    <w:p/>
-    <w:p>
-      <w:r>
-        <w:t xml:space="preserve">Here , in this example </w:t>
-      </w:r>
-      <w:r>
-        <w:t xml:space="preserve">the </w:t>
-      </w:r>
-    </w:p>
-    <w:p>
-      <w:r>
-        <w:t xml:space="preserve">The statement ch2.childMethod(); does not work because the reference ch2 is of type Parent, even though the object it refers to is of type Child. In Java, when you use a reference of a parent class to point to an object of a child class (as in your case with Parent ch2 = new Child();), you are essentially restricting the reference to the methods and members that are available in the parent class. </w:t>
-      </w:r>
-    </w:p>
-    <w:p>
-      <w:r>
-        <w:t>This is known as reference type compatibility.</w:t>
-      </w:r>
-    </w:p>
-    <w:p>
-      <w:r>
-        <w:t>You can only call methods that are defined in the Parent class or overridden in the Child class.</w:t>
-      </w:r>
-    </w:p>
-    <w:p>
-      <w:r>
-        <w:t>If you want to access the childMethod(), you would need to cast the ch2 reference to the Child type:</w:t>
-      </w:r>
-    </w:p>
-    <w:p/>
-    <w:p>
-      <w:r>
-        <w:t>((Child)ch2).childMethod(); // This works, but be cautious with type casting</w:t>
-      </w:r>
-    </w:p>
-    <w:p/>
     <w:p/>
     <w:p>
       <w:pPr>
@@ -851,7 +870,6 @@
           <w:b/>
           <w:bCs/>
         </w:rPr>
-        <w:lastRenderedPageBreak/>
         <w:t xml:space="preserve">Binding : </w:t>
       </w:r>
     </w:p>
@@ -891,7 +909,15 @@
     <w:p/>
     <w:p>
       <w:r>
-        <w:t>Parent ch = new Child() ;</w:t>
+        <w:t xml:space="preserve">Parent </w:t>
+      </w:r>
+      <w:proofErr w:type="spellStart"/>
+      <w:r>
+        <w:t>ch</w:t>
+      </w:r>
+      <w:proofErr w:type="spellEnd"/>
+      <w:r>
+        <w:t xml:space="preserve"> = new Child() ;</w:t>
       </w:r>
     </w:p>
     <w:p>
@@ -907,11 +933,960 @@
       <w:r>
         <w:t xml:space="preserve">is also an instance of </w:t>
       </w:r>
+      <w:proofErr w:type="spellStart"/>
       <w:r>
         <w:t>Parent</w:t>
       </w:r>
       <w:r>
-        <w:t>.So compiler doesn't know its type, only its base type.</w:t>
+        <w:t>.So</w:t>
+      </w:r>
+      <w:proofErr w:type="spellEnd"/>
+      <w:r>
+        <w:t xml:space="preserve"> compiler doesn't know its type, only its base type.</w:t>
+      </w:r>
+    </w:p>
+    <w:p/>
+    <w:p>
+      <w:r>
+        <w:rPr>
+          <w:b/>
+          <w:bCs/>
+        </w:rPr>
+        <w:t>Runtime Polymorphism</w:t>
+      </w:r>
+    </w:p>
+    <w:p>
+      <w:r>
+        <w:t>A</w:t>
+      </w:r>
+      <w:r>
+        <w:t>lso known as </w:t>
+      </w:r>
+      <w:r>
+        <w:rPr>
+          <w:b/>
+          <w:bCs/>
+        </w:rPr>
+        <w:t>Dynamic Method Dispatch</w:t>
+      </w:r>
+      <w:r>
+        <w:t>, occurs when a call to an overridden method is resolved at runtime rather than at compile time.</w:t>
+      </w:r>
+    </w:p>
+    <w:p>
+      <w:pPr>
+        <w:rPr>
+          <w:b/>
+          <w:bCs/>
+        </w:rPr>
+      </w:pPr>
+      <w:r>
+        <w:rPr>
+          <w:b/>
+          <w:bCs/>
+        </w:rPr>
+        <w:t>Case I :</w:t>
+      </w:r>
+    </w:p>
+    <w:p>
+      <w:r>
+        <w:t xml:space="preserve">        Parent </w:t>
+      </w:r>
+      <w:proofErr w:type="spellStart"/>
+      <w:r>
+        <w:t>ch</w:t>
+      </w:r>
+      <w:proofErr w:type="spellEnd"/>
+      <w:r>
+        <w:t xml:space="preserve"> = new Child() ; </w:t>
+      </w:r>
+    </w:p>
+    <w:p>
+      <w:r>
+        <w:lastRenderedPageBreak/>
+        <w:t xml:space="preserve">        </w:t>
+      </w:r>
+      <w:proofErr w:type="spellStart"/>
+      <w:r>
+        <w:t>ch.show</w:t>
+      </w:r>
+      <w:proofErr w:type="spellEnd"/>
+      <w:r>
+        <w:t>() ;</w:t>
+      </w:r>
+    </w:p>
+    <w:p>
+      <w:r>
+        <w:t xml:space="preserve">O/p : </w:t>
+      </w:r>
+    </w:p>
+    <w:p>
+      <w:r>
+        <w:tab/>
+      </w:r>
+      <w:r>
+        <w:t>I'm Child !!!</w:t>
+      </w:r>
+    </w:p>
+    <w:p>
+      <w:pPr>
+        <w:rPr>
+          <w:b/>
+          <w:bCs/>
+          <w:lang w:val="en-US"/>
+        </w:rPr>
+      </w:pPr>
+    </w:p>
+    <w:p>
+      <w:pPr>
+        <w:rPr>
+          <w:b/>
+          <w:bCs/>
+          <w:lang w:val="en-US"/>
+        </w:rPr>
+      </w:pPr>
+      <w:r>
+        <w:rPr>
+          <w:b/>
+          <w:bCs/>
+          <w:lang w:val="en-US"/>
+        </w:rPr>
+        <w:t xml:space="preserve">Case </w:t>
+      </w:r>
+      <w:proofErr w:type="gramStart"/>
+      <w:r>
+        <w:rPr>
+          <w:b/>
+          <w:bCs/>
+          <w:lang w:val="en-US"/>
+        </w:rPr>
+        <w:t>I</w:t>
+      </w:r>
+      <w:r>
+        <w:rPr>
+          <w:b/>
+          <w:bCs/>
+          <w:lang w:val="en-US"/>
+        </w:rPr>
+        <w:t>I</w:t>
+      </w:r>
+      <w:r>
+        <w:rPr>
+          <w:b/>
+          <w:bCs/>
+          <w:lang w:val="en-US"/>
+        </w:rPr>
+        <w:t xml:space="preserve"> :</w:t>
+      </w:r>
+      <w:proofErr w:type="gramEnd"/>
+    </w:p>
+    <w:p>
+      <w:pPr>
+        <w:rPr>
+          <w:lang w:val="en-US"/>
+        </w:rPr>
+      </w:pPr>
+      <w:r>
+        <w:rPr>
+          <w:lang w:val="en-US"/>
+        </w:rPr>
+        <w:t xml:space="preserve">        Parent </w:t>
+      </w:r>
+      <w:proofErr w:type="spellStart"/>
+      <w:r>
+        <w:rPr>
+          <w:lang w:val="en-US"/>
+        </w:rPr>
+        <w:t>ch</w:t>
+      </w:r>
+      <w:proofErr w:type="spellEnd"/>
+      <w:r>
+        <w:rPr>
+          <w:lang w:val="en-US"/>
+        </w:rPr>
+        <w:t xml:space="preserve"> = new </w:t>
+      </w:r>
+      <w:proofErr w:type="gramStart"/>
+      <w:r>
+        <w:rPr>
+          <w:lang w:val="en-US"/>
+        </w:rPr>
+        <w:t>Child() ;</w:t>
+      </w:r>
+      <w:proofErr w:type="gramEnd"/>
+      <w:r>
+        <w:rPr>
+          <w:lang w:val="en-US"/>
+        </w:rPr>
+        <w:t xml:space="preserve"> </w:t>
+      </w:r>
+    </w:p>
+    <w:p>
+      <w:pPr>
+        <w:rPr>
+          <w:lang w:val="en-US"/>
+        </w:rPr>
+      </w:pPr>
+      <w:r>
+        <w:rPr>
+          <w:lang w:val="en-US"/>
+        </w:rPr>
+        <w:t xml:space="preserve">        ((Parent)</w:t>
+      </w:r>
+      <w:proofErr w:type="spellStart"/>
+      <w:r>
+        <w:rPr>
+          <w:lang w:val="en-US"/>
+        </w:rPr>
+        <w:t>ch</w:t>
+      </w:r>
+      <w:proofErr w:type="spellEnd"/>
+      <w:proofErr w:type="gramStart"/>
+      <w:r>
+        <w:rPr>
+          <w:lang w:val="en-US"/>
+        </w:rPr>
+        <w:t>).show</w:t>
+      </w:r>
+      <w:proofErr w:type="gramEnd"/>
+      <w:r>
+        <w:rPr>
+          <w:lang w:val="en-US"/>
+        </w:rPr>
+        <w:t>(</w:t>
+      </w:r>
+      <w:proofErr w:type="gramStart"/>
+      <w:r>
+        <w:rPr>
+          <w:lang w:val="en-US"/>
+        </w:rPr>
+        <w:t>) ;</w:t>
+      </w:r>
+      <w:proofErr w:type="gramEnd"/>
+    </w:p>
+    <w:p>
+      <w:pPr>
+        <w:rPr>
+          <w:rFonts w:ascii="Arial" w:hAnsi="Arial" w:cs="Arial"/>
+          <w:color w:val="0A0A0A"/>
+          <w:shd w:val="clear" w:color="auto" w:fill="FFFFFF"/>
+        </w:rPr>
+      </w:pPr>
+      <w:r>
+        <w:rPr>
+          <w:lang w:val="en-US"/>
+        </w:rPr>
+        <w:t xml:space="preserve">This will still call ‘Child’ </w:t>
+      </w:r>
+      <w:proofErr w:type="gramStart"/>
+      <w:r>
+        <w:rPr>
+          <w:lang w:val="en-US"/>
+        </w:rPr>
+        <w:t>show(</w:t>
+      </w:r>
+      <w:proofErr w:type="gramEnd"/>
+      <w:r>
+        <w:rPr>
+          <w:lang w:val="en-US"/>
+        </w:rPr>
+        <w:t xml:space="preserve">) and output </w:t>
+      </w:r>
+      <w:r>
+        <w:rPr>
+          <w:b/>
+          <w:bCs/>
+        </w:rPr>
+        <w:t xml:space="preserve">I'm Child </w:t>
+      </w:r>
+      <w:proofErr w:type="gramStart"/>
+      <w:r>
+        <w:rPr>
+          <w:b/>
+          <w:bCs/>
+        </w:rPr>
+        <w:t>!!!</w:t>
+      </w:r>
+      <w:r>
+        <w:rPr>
+          <w:b/>
+          <w:bCs/>
+        </w:rPr>
+        <w:t xml:space="preserve"> ,</w:t>
+      </w:r>
+      <w:proofErr w:type="gramEnd"/>
+      <w:r>
+        <w:rPr>
+          <w:b/>
+          <w:bCs/>
+        </w:rPr>
+        <w:t xml:space="preserve"> </w:t>
+      </w:r>
+      <w:r>
+        <w:t xml:space="preserve">because </w:t>
+      </w:r>
+      <w:r>
+        <w:rPr>
+          <w:rFonts w:ascii="Arial" w:hAnsi="Arial" w:cs="Arial"/>
+          <w:color w:val="0A0A0A"/>
+          <w:shd w:val="clear" w:color="auto" w:fill="FFFFFF"/>
+        </w:rPr>
+        <w:t>Casting the reference doesn't change the actual object in memory. The object was created as </w:t>
+      </w:r>
+      <w:r>
+        <w:rPr>
+          <w:rStyle w:val="HTMLCode"/>
+          <w:rFonts w:eastAsiaTheme="minorHAnsi"/>
+          <w:color w:val="0A0A0A"/>
+          <w:sz w:val="21"/>
+          <w:szCs w:val="21"/>
+          <w:bdr w:val="single" w:sz="6" w:space="0" w:color="F0F2F5" w:frame="1"/>
+          <w:shd w:val="clear" w:color="auto" w:fill="F0F2F5"/>
+        </w:rPr>
+        <w:t>new Child()</w:t>
+      </w:r>
+      <w:r>
+        <w:rPr>
+          <w:rFonts w:ascii="Arial" w:hAnsi="Arial" w:cs="Arial"/>
+          <w:color w:val="0A0A0A"/>
+          <w:shd w:val="clear" w:color="auto" w:fill="FFFFFF"/>
+        </w:rPr>
+        <w:t>, so it stays a </w:t>
+      </w:r>
+      <w:r>
+        <w:rPr>
+          <w:rStyle w:val="HTMLCode"/>
+          <w:rFonts w:eastAsiaTheme="minorHAnsi"/>
+          <w:color w:val="0A0A0A"/>
+          <w:sz w:val="21"/>
+          <w:szCs w:val="21"/>
+          <w:bdr w:val="single" w:sz="6" w:space="0" w:color="F0F2F5" w:frame="1"/>
+          <w:shd w:val="clear" w:color="auto" w:fill="F0F2F5"/>
+        </w:rPr>
+        <w:t>Child</w:t>
+      </w:r>
+      <w:r>
+        <w:rPr>
+          <w:rFonts w:ascii="Arial" w:hAnsi="Arial" w:cs="Arial"/>
+          <w:color w:val="0A0A0A"/>
+          <w:shd w:val="clear" w:color="auto" w:fill="FFFFFF"/>
+        </w:rPr>
+        <w:t>.</w:t>
+      </w:r>
+      <w:r>
+        <w:rPr>
+          <w:rFonts w:ascii="Arial" w:hAnsi="Arial" w:cs="Arial"/>
+          <w:color w:val="0A0A0A"/>
+          <w:shd w:val="clear" w:color="auto" w:fill="FFFFFF"/>
+        </w:rPr>
+        <w:t xml:space="preserve"> </w:t>
+      </w:r>
+      <w:r>
+        <w:rPr>
+          <w:rFonts w:ascii="Arial" w:hAnsi="Arial" w:cs="Arial"/>
+          <w:color w:val="0A0A0A"/>
+          <w:shd w:val="clear" w:color="auto" w:fill="FFFFFF"/>
+        </w:rPr>
+        <w:t xml:space="preserve">And the </w:t>
+      </w:r>
+      <w:r>
+        <w:rPr>
+          <w:rStyle w:val="Strong"/>
+          <w:rFonts w:ascii="Arial" w:hAnsi="Arial" w:cs="Arial"/>
+          <w:color w:val="0A0A0A"/>
+          <w:shd w:val="clear" w:color="auto" w:fill="FFFFFF"/>
+        </w:rPr>
+        <w:t>Casting</w:t>
+      </w:r>
+      <w:r>
+        <w:rPr>
+          <w:rStyle w:val="Strong"/>
+          <w:rFonts w:ascii="Arial" w:hAnsi="Arial" w:cs="Arial"/>
+          <w:color w:val="0A0A0A"/>
+          <w:shd w:val="clear" w:color="auto" w:fill="FFFFFF"/>
+        </w:rPr>
+        <w:t xml:space="preserve"> </w:t>
+      </w:r>
+      <w:r>
+        <w:rPr>
+          <w:rStyle w:val="Strong"/>
+          <w:rFonts w:ascii="Arial" w:hAnsi="Arial" w:cs="Arial"/>
+          <w:b w:val="0"/>
+          <w:bCs w:val="0"/>
+          <w:color w:val="0A0A0A"/>
+          <w:shd w:val="clear" w:color="auto" w:fill="FFFFFF"/>
+        </w:rPr>
+        <w:t xml:space="preserve">is redundant as </w:t>
+      </w:r>
+      <w:proofErr w:type="spellStart"/>
+      <w:r>
+        <w:rPr>
+          <w:rStyle w:val="HTMLCode"/>
+          <w:rFonts w:eastAsiaTheme="minorHAnsi"/>
+          <w:color w:val="0A0A0A"/>
+          <w:sz w:val="21"/>
+          <w:szCs w:val="21"/>
+          <w:bdr w:val="single" w:sz="6" w:space="0" w:color="F0F2F5" w:frame="1"/>
+          <w:shd w:val="clear" w:color="auto" w:fill="F0F2F5"/>
+        </w:rPr>
+        <w:t>ch</w:t>
+      </w:r>
+      <w:proofErr w:type="spellEnd"/>
+      <w:r>
+        <w:rPr>
+          <w:rFonts w:ascii="Arial" w:hAnsi="Arial" w:cs="Arial"/>
+          <w:color w:val="0A0A0A"/>
+          <w:shd w:val="clear" w:color="auto" w:fill="FFFFFF"/>
+        </w:rPr>
+        <w:t> was already declared as a </w:t>
+      </w:r>
+      <w:r>
+        <w:rPr>
+          <w:rStyle w:val="HTMLCode"/>
+          <w:rFonts w:eastAsiaTheme="minorHAnsi"/>
+          <w:color w:val="0A0A0A"/>
+          <w:sz w:val="21"/>
+          <w:szCs w:val="21"/>
+          <w:bdr w:val="single" w:sz="6" w:space="0" w:color="F0F2F5" w:frame="1"/>
+          <w:shd w:val="clear" w:color="auto" w:fill="F0F2F5"/>
+        </w:rPr>
+        <w:t>Parent</w:t>
+      </w:r>
+      <w:r>
+        <w:rPr>
+          <w:rFonts w:ascii="Arial" w:hAnsi="Arial" w:cs="Arial"/>
+          <w:color w:val="0A0A0A"/>
+          <w:shd w:val="clear" w:color="auto" w:fill="FFFFFF"/>
+        </w:rPr>
+        <w:t> reference</w:t>
+      </w:r>
+      <w:r>
+        <w:rPr>
+          <w:rFonts w:ascii="Arial" w:hAnsi="Arial" w:cs="Arial"/>
+          <w:color w:val="0A0A0A"/>
+          <w:shd w:val="clear" w:color="auto" w:fill="FFFFFF"/>
+        </w:rPr>
+        <w:t>.</w:t>
+      </w:r>
+    </w:p>
+    <w:p>
+      <w:pPr>
+        <w:rPr>
+          <w:rFonts w:ascii="Arial" w:hAnsi="Arial" w:cs="Arial"/>
+          <w:color w:val="0A0A0A"/>
+          <w:shd w:val="clear" w:color="auto" w:fill="FFFFFF"/>
+        </w:rPr>
+      </w:pPr>
+    </w:p>
+    <w:p>
+      <w:pPr>
+        <w:rPr>
+          <w:rFonts w:ascii="Arial" w:hAnsi="Arial" w:cs="Arial"/>
+          <w:b/>
+          <w:bCs/>
+          <w:color w:val="0A0A0A"/>
+          <w:shd w:val="clear" w:color="auto" w:fill="FFFFFF"/>
+        </w:rPr>
+      </w:pPr>
+      <w:r>
+        <w:rPr>
+          <w:rFonts w:ascii="Arial" w:hAnsi="Arial" w:cs="Arial"/>
+          <w:b/>
+          <w:bCs/>
+          <w:color w:val="0A0A0A"/>
+          <w:shd w:val="clear" w:color="auto" w:fill="FFFFFF"/>
+        </w:rPr>
+        <w:t>Case II</w:t>
+      </w:r>
+      <w:r>
+        <w:rPr>
+          <w:rFonts w:ascii="Arial" w:hAnsi="Arial" w:cs="Arial"/>
+          <w:b/>
+          <w:bCs/>
+          <w:color w:val="0A0A0A"/>
+          <w:shd w:val="clear" w:color="auto" w:fill="FFFFFF"/>
+        </w:rPr>
+        <w:t>I</w:t>
+      </w:r>
+      <w:r>
+        <w:rPr>
+          <w:rFonts w:ascii="Arial" w:hAnsi="Arial" w:cs="Arial"/>
+          <w:b/>
+          <w:bCs/>
+          <w:color w:val="0A0A0A"/>
+          <w:shd w:val="clear" w:color="auto" w:fill="FFFFFF"/>
+        </w:rPr>
+        <w:t xml:space="preserve"> :</w:t>
+      </w:r>
+    </w:p>
+    <w:p>
+      <w:pPr>
+        <w:rPr>
+          <w:rFonts w:ascii="Arial" w:hAnsi="Arial" w:cs="Arial"/>
+          <w:color w:val="0A0A0A"/>
+          <w:shd w:val="clear" w:color="auto" w:fill="FFFFFF"/>
+        </w:rPr>
+      </w:pPr>
+      <w:r>
+        <w:rPr>
+          <w:rFonts w:ascii="Arial" w:hAnsi="Arial" w:cs="Arial"/>
+          <w:color w:val="0A0A0A"/>
+          <w:shd w:val="clear" w:color="auto" w:fill="FFFFFF"/>
+        </w:rPr>
+        <w:t xml:space="preserve">        Parent </w:t>
+      </w:r>
+      <w:proofErr w:type="spellStart"/>
+      <w:r>
+        <w:rPr>
+          <w:rFonts w:ascii="Arial" w:hAnsi="Arial" w:cs="Arial"/>
+          <w:color w:val="0A0A0A"/>
+          <w:shd w:val="clear" w:color="auto" w:fill="FFFFFF"/>
+        </w:rPr>
+        <w:t>ch</w:t>
+      </w:r>
+      <w:proofErr w:type="spellEnd"/>
+      <w:r>
+        <w:rPr>
+          <w:rFonts w:ascii="Arial" w:hAnsi="Arial" w:cs="Arial"/>
+          <w:color w:val="0A0A0A"/>
+          <w:shd w:val="clear" w:color="auto" w:fill="FFFFFF"/>
+        </w:rPr>
+        <w:t xml:space="preserve"> = new Child() ; </w:t>
+      </w:r>
+    </w:p>
+    <w:p>
+      <w:pPr>
+        <w:rPr>
+          <w:rFonts w:ascii="Arial" w:hAnsi="Arial" w:cs="Arial"/>
+          <w:color w:val="0A0A0A"/>
+          <w:shd w:val="clear" w:color="auto" w:fill="FFFFFF"/>
+        </w:rPr>
+      </w:pPr>
+      <w:r>
+        <w:rPr>
+          <w:rFonts w:ascii="Arial" w:hAnsi="Arial" w:cs="Arial"/>
+          <w:color w:val="0A0A0A"/>
+          <w:shd w:val="clear" w:color="auto" w:fill="FFFFFF"/>
+        </w:rPr>
+        <w:t xml:space="preserve">        </w:t>
+      </w:r>
+      <w:proofErr w:type="spellStart"/>
+      <w:r>
+        <w:rPr>
+          <w:rFonts w:ascii="Arial" w:hAnsi="Arial" w:cs="Arial"/>
+          <w:color w:val="0A0A0A"/>
+          <w:shd w:val="clear" w:color="auto" w:fill="FFFFFF"/>
+        </w:rPr>
+        <w:t>ch.childMethod</w:t>
+      </w:r>
+      <w:proofErr w:type="spellEnd"/>
+      <w:r>
+        <w:rPr>
+          <w:rFonts w:ascii="Arial" w:hAnsi="Arial" w:cs="Arial"/>
+          <w:color w:val="0A0A0A"/>
+          <w:shd w:val="clear" w:color="auto" w:fill="FFFFFF"/>
+        </w:rPr>
+        <w:t>() ;</w:t>
+      </w:r>
+    </w:p>
+    <w:p>
+      <w:pPr>
+        <w:rPr>
+          <w:rFonts w:ascii="Arial" w:hAnsi="Arial" w:cs="Arial"/>
+          <w:b/>
+          <w:bCs/>
+          <w:color w:val="0A0A0A"/>
+          <w:shd w:val="clear" w:color="auto" w:fill="FFFFFF"/>
+        </w:rPr>
+      </w:pPr>
+    </w:p>
+    <w:p>
+      <w:pPr>
+        <w:rPr>
+          <w:rFonts w:ascii="Arial" w:hAnsi="Arial" w:cs="Arial"/>
+          <w:b/>
+          <w:bCs/>
+          <w:color w:val="0A0A0A"/>
+          <w:shd w:val="clear" w:color="auto" w:fill="FFFFFF"/>
+        </w:rPr>
+      </w:pPr>
+    </w:p>
+    <w:p>
+      <w:pPr>
+        <w:rPr>
+          <w:rFonts w:ascii="Arial" w:hAnsi="Arial" w:cs="Arial"/>
+          <w:color w:val="0A0A0A"/>
+          <w:shd w:val="clear" w:color="auto" w:fill="FFFFFF"/>
+          <w:lang w:val="en-US"/>
+        </w:rPr>
+      </w:pPr>
+      <w:r>
+        <w:rPr>
+          <w:rFonts w:ascii="Arial" w:hAnsi="Arial" w:cs="Arial"/>
+          <w:color w:val="0A0A0A"/>
+          <w:shd w:val="clear" w:color="auto" w:fill="FFFFFF"/>
+          <w:lang w:val="en-US"/>
+        </w:rPr>
+        <w:t xml:space="preserve">O/ </w:t>
+      </w:r>
+      <w:proofErr w:type="gramStart"/>
+      <w:r>
+        <w:rPr>
+          <w:rFonts w:ascii="Arial" w:hAnsi="Arial" w:cs="Arial"/>
+          <w:color w:val="0A0A0A"/>
+          <w:shd w:val="clear" w:color="auto" w:fill="FFFFFF"/>
+          <w:lang w:val="en-US"/>
+        </w:rPr>
+        <w:t>p :</w:t>
+      </w:r>
+      <w:proofErr w:type="gramEnd"/>
+    </w:p>
+    <w:p>
+      <w:pPr>
+        <w:rPr>
+          <w:rFonts w:ascii="Arial" w:hAnsi="Arial" w:cs="Arial"/>
+          <w:color w:val="0A0A0A"/>
+          <w:shd w:val="clear" w:color="auto" w:fill="FFFFFF"/>
+          <w:lang w:val="en-US"/>
+        </w:rPr>
+      </w:pPr>
+      <w:r>
+        <w:rPr>
+          <w:rFonts w:ascii="Arial" w:hAnsi="Arial" w:cs="Arial"/>
+          <w:color w:val="0A0A0A"/>
+          <w:shd w:val="clear" w:color="auto" w:fill="FFFFFF"/>
+          <w:lang w:val="en-US"/>
+        </w:rPr>
+        <w:t>error: cannot find symbol</w:t>
+      </w:r>
+    </w:p>
+    <w:p>
+      <w:pPr>
+        <w:rPr>
+          <w:rFonts w:ascii="Arial" w:hAnsi="Arial" w:cs="Arial"/>
+          <w:color w:val="0A0A0A"/>
+          <w:shd w:val="clear" w:color="auto" w:fill="FFFFFF"/>
+          <w:lang w:val="en-US"/>
+        </w:rPr>
+      </w:pPr>
+      <w:r>
+        <w:rPr>
+          <w:rFonts w:ascii="Arial" w:hAnsi="Arial" w:cs="Arial"/>
+          <w:color w:val="0A0A0A"/>
+          <w:shd w:val="clear" w:color="auto" w:fill="FFFFFF"/>
+          <w:lang w:val="en-US"/>
+        </w:rPr>
+        <w:t xml:space="preserve">        </w:t>
+      </w:r>
+      <w:proofErr w:type="spellStart"/>
+      <w:proofErr w:type="gramStart"/>
+      <w:r>
+        <w:rPr>
+          <w:rFonts w:ascii="Arial" w:hAnsi="Arial" w:cs="Arial"/>
+          <w:color w:val="0A0A0A"/>
+          <w:shd w:val="clear" w:color="auto" w:fill="FFFFFF"/>
+          <w:lang w:val="en-US"/>
+        </w:rPr>
+        <w:t>ch.childMethod</w:t>
+      </w:r>
+      <w:proofErr w:type="spellEnd"/>
+      <w:proofErr w:type="gramEnd"/>
+      <w:r>
+        <w:rPr>
+          <w:rFonts w:ascii="Arial" w:hAnsi="Arial" w:cs="Arial"/>
+          <w:color w:val="0A0A0A"/>
+          <w:shd w:val="clear" w:color="auto" w:fill="FFFFFF"/>
+          <w:lang w:val="en-US"/>
+        </w:rPr>
+        <w:t>(</w:t>
+      </w:r>
+      <w:proofErr w:type="gramStart"/>
+      <w:r>
+        <w:rPr>
+          <w:rFonts w:ascii="Arial" w:hAnsi="Arial" w:cs="Arial"/>
+          <w:color w:val="0A0A0A"/>
+          <w:shd w:val="clear" w:color="auto" w:fill="FFFFFF"/>
+          <w:lang w:val="en-US"/>
+        </w:rPr>
+        <w:t>) ;</w:t>
+      </w:r>
+      <w:proofErr w:type="gramEnd"/>
+      <w:r>
+        <w:rPr>
+          <w:rFonts w:ascii="Arial" w:hAnsi="Arial" w:cs="Arial"/>
+          <w:color w:val="0A0A0A"/>
+          <w:shd w:val="clear" w:color="auto" w:fill="FFFFFF"/>
+          <w:lang w:val="en-US"/>
+        </w:rPr>
+        <w:t xml:space="preserve"> </w:t>
+      </w:r>
+    </w:p>
+    <w:p>
+      <w:pPr>
+        <w:rPr>
+          <w:rFonts w:ascii="Arial" w:hAnsi="Arial" w:cs="Arial"/>
+          <w:color w:val="0A0A0A"/>
+          <w:shd w:val="clear" w:color="auto" w:fill="FFFFFF"/>
+          <w:lang w:val="en-US"/>
+        </w:rPr>
+      </w:pPr>
+      <w:r>
+        <w:rPr>
+          <w:rFonts w:ascii="Arial" w:hAnsi="Arial" w:cs="Arial"/>
+          <w:color w:val="0A0A0A"/>
+          <w:shd w:val="clear" w:color="auto" w:fill="FFFFFF"/>
+          <w:lang w:val="en-US"/>
+        </w:rPr>
+        <w:t xml:space="preserve">          ^</w:t>
+      </w:r>
+    </w:p>
+    <w:p>
+      <w:pPr>
+        <w:rPr>
+          <w:rFonts w:ascii="Arial" w:hAnsi="Arial" w:cs="Arial"/>
+          <w:color w:val="0A0A0A"/>
+          <w:shd w:val="clear" w:color="auto" w:fill="FFFFFF"/>
+          <w:lang w:val="en-US"/>
+        </w:rPr>
+      </w:pPr>
+      <w:r>
+        <w:rPr>
+          <w:rFonts w:ascii="Arial" w:hAnsi="Arial" w:cs="Arial"/>
+          <w:color w:val="0A0A0A"/>
+          <w:shd w:val="clear" w:color="auto" w:fill="FFFFFF"/>
+          <w:lang w:val="en-US"/>
+        </w:rPr>
+        <w:t xml:space="preserve">  symbol:   method </w:t>
+      </w:r>
+      <w:proofErr w:type="spellStart"/>
+      <w:proofErr w:type="gramStart"/>
+      <w:r>
+        <w:rPr>
+          <w:rFonts w:ascii="Arial" w:hAnsi="Arial" w:cs="Arial"/>
+          <w:color w:val="0A0A0A"/>
+          <w:shd w:val="clear" w:color="auto" w:fill="FFFFFF"/>
+          <w:lang w:val="en-US"/>
+        </w:rPr>
+        <w:t>childMethod</w:t>
+      </w:r>
+      <w:proofErr w:type="spellEnd"/>
+      <w:r>
+        <w:rPr>
+          <w:rFonts w:ascii="Arial" w:hAnsi="Arial" w:cs="Arial"/>
+          <w:color w:val="0A0A0A"/>
+          <w:shd w:val="clear" w:color="auto" w:fill="FFFFFF"/>
+          <w:lang w:val="en-US"/>
+        </w:rPr>
+        <w:t>(</w:t>
+      </w:r>
+      <w:proofErr w:type="gramEnd"/>
+      <w:r>
+        <w:rPr>
+          <w:rFonts w:ascii="Arial" w:hAnsi="Arial" w:cs="Arial"/>
+          <w:color w:val="0A0A0A"/>
+          <w:shd w:val="clear" w:color="auto" w:fill="FFFFFF"/>
+          <w:lang w:val="en-US"/>
+        </w:rPr>
+        <w:t>)</w:t>
+      </w:r>
+    </w:p>
+    <w:p>
+      <w:pPr>
+        <w:rPr>
+          <w:rFonts w:ascii="Arial" w:hAnsi="Arial" w:cs="Arial"/>
+          <w:color w:val="0A0A0A"/>
+          <w:shd w:val="clear" w:color="auto" w:fill="FFFFFF"/>
+        </w:rPr>
+      </w:pPr>
+      <w:r>
+        <w:rPr>
+          <w:rFonts w:ascii="Arial" w:hAnsi="Arial" w:cs="Arial"/>
+          <w:color w:val="0A0A0A"/>
+          <w:shd w:val="clear" w:color="auto" w:fill="FFFFFF"/>
+          <w:lang w:val="en-US"/>
+        </w:rPr>
+        <w:t xml:space="preserve">  location: variable </w:t>
+      </w:r>
+      <w:proofErr w:type="spellStart"/>
+      <w:r>
+        <w:rPr>
+          <w:rFonts w:ascii="Arial" w:hAnsi="Arial" w:cs="Arial"/>
+          <w:color w:val="0A0A0A"/>
+          <w:shd w:val="clear" w:color="auto" w:fill="FFFFFF"/>
+          <w:lang w:val="en-US"/>
+        </w:rPr>
+        <w:t>ch</w:t>
+      </w:r>
+      <w:proofErr w:type="spellEnd"/>
+      <w:r>
+        <w:rPr>
+          <w:rFonts w:ascii="Arial" w:hAnsi="Arial" w:cs="Arial"/>
+          <w:color w:val="0A0A0A"/>
+          <w:shd w:val="clear" w:color="auto" w:fill="FFFFFF"/>
+          <w:lang w:val="en-US"/>
+        </w:rPr>
+        <w:t xml:space="preserve"> of type Parent</w:t>
+      </w:r>
+    </w:p>
+    <w:p>
+      <w:pPr>
+        <w:rPr>
+          <w:lang w:val="en-US"/>
+        </w:rPr>
+      </w:pPr>
+    </w:p>
+    <w:p>
+      <w:r>
+        <w:t xml:space="preserve">The statement </w:t>
+      </w:r>
+      <w:proofErr w:type="spellStart"/>
+      <w:r>
+        <w:t>ch.childMethod</w:t>
+      </w:r>
+      <w:proofErr w:type="spellEnd"/>
+      <w:r>
+        <w:t xml:space="preserve">(); does not work because the reference </w:t>
+      </w:r>
+      <w:proofErr w:type="spellStart"/>
+      <w:r>
+        <w:t>ch</w:t>
+      </w:r>
+      <w:proofErr w:type="spellEnd"/>
+      <w:r>
+        <w:t xml:space="preserve"> is of type Parent, even though the object it refers to is of type Child. In Java, when you use a reference of a parent class to point to an object of a child class (as in your case with Parent </w:t>
+      </w:r>
+      <w:proofErr w:type="spellStart"/>
+      <w:r>
+        <w:t>ch</w:t>
+      </w:r>
+      <w:proofErr w:type="spellEnd"/>
+      <w:r>
+        <w:t xml:space="preserve"> = new Child();), you are essentially restricting the reference to the methods and members that are available in the parent class. </w:t>
+      </w:r>
+    </w:p>
+    <w:p>
+      <w:r>
+        <w:t>This is known as reference type compatibility.</w:t>
+      </w:r>
+    </w:p>
+    <w:p>
+      <w:r>
+        <w:t>You can only call methods that are defined in the Parent class or overridden in the Child class.</w:t>
+      </w:r>
+    </w:p>
+    <w:p>
+      <w:pPr>
+        <w:rPr>
+          <w:lang w:val="en-US"/>
+        </w:rPr>
+      </w:pPr>
+    </w:p>
+    <w:p>
+      <w:pPr>
+        <w:rPr>
+          <w:b/>
+          <w:bCs/>
+          <w:lang w:val="en-US"/>
+        </w:rPr>
+      </w:pPr>
+      <w:r>
+        <w:rPr>
+          <w:b/>
+          <w:bCs/>
+          <w:lang w:val="en-US"/>
+        </w:rPr>
+        <w:t xml:space="preserve">Case </w:t>
+      </w:r>
+      <w:proofErr w:type="gramStart"/>
+      <w:r>
+        <w:rPr>
+          <w:b/>
+          <w:bCs/>
+          <w:lang w:val="en-US"/>
+        </w:rPr>
+        <w:t>IV :</w:t>
+      </w:r>
+      <w:proofErr w:type="gramEnd"/>
+    </w:p>
+    <w:p>
+      <w:r>
+        <w:t xml:space="preserve">        Parent </w:t>
+      </w:r>
+      <w:proofErr w:type="spellStart"/>
+      <w:r>
+        <w:t>ch</w:t>
+      </w:r>
+      <w:proofErr w:type="spellEnd"/>
+      <w:r>
+        <w:t xml:space="preserve"> = new Child() ; </w:t>
+      </w:r>
+    </w:p>
+    <w:p>
+      <w:r>
+        <w:t xml:space="preserve">        ((Child)</w:t>
+      </w:r>
+      <w:proofErr w:type="spellStart"/>
+      <w:r>
+        <w:t>ch</w:t>
+      </w:r>
+      <w:proofErr w:type="spellEnd"/>
+      <w:r>
+        <w:t>).</w:t>
+      </w:r>
+      <w:proofErr w:type="spellStart"/>
+      <w:r>
+        <w:t>childMethod</w:t>
+      </w:r>
+      <w:proofErr w:type="spellEnd"/>
+      <w:r>
+        <w:t>() ;</w:t>
+      </w:r>
+    </w:p>
+    <w:p/>
+    <w:p>
+      <w:r>
+        <w:t xml:space="preserve">O/p : </w:t>
+      </w:r>
+      <w:r>
+        <w:t>I'm child method !!!</w:t>
+      </w:r>
+    </w:p>
+    <w:p>
+      <w:r>
+        <w:t xml:space="preserve">If you want to access the </w:t>
+      </w:r>
+      <w:proofErr w:type="spellStart"/>
+      <w:r>
+        <w:t>childMethod</w:t>
+      </w:r>
+      <w:proofErr w:type="spellEnd"/>
+      <w:r>
+        <w:t>(), you would need to cast the ch2 reference to the Child type:</w:t>
+      </w:r>
+    </w:p>
+    <w:p/>
+    <w:p>
+      <w:r>
+        <w:t>((Child)</w:t>
+      </w:r>
+      <w:proofErr w:type="spellStart"/>
+      <w:r>
+        <w:t>ch</w:t>
+      </w:r>
+      <w:proofErr w:type="spellEnd"/>
+      <w:r>
+        <w:t>).</w:t>
+      </w:r>
+      <w:proofErr w:type="spellStart"/>
+      <w:r>
+        <w:t>childMethod</w:t>
+      </w:r>
+      <w:proofErr w:type="spellEnd"/>
+      <w:r>
+        <w:t>(); // This works</w:t>
+      </w:r>
+      <w:r>
+        <w:t xml:space="preserve"> </w:t>
       </w:r>
     </w:p>
     <w:p/>
@@ -1025,6 +2000,7 @@
         </w:rPr>
         <w:t xml:space="preserve">int </w:t>
       </w:r>
+      <w:proofErr w:type="spellStart"/>
       <w:r>
         <w:rPr>
           <w:rFonts w:ascii="Source Code Pro" w:eastAsia="Times New Roman" w:hAnsi="Source Code Pro" w:cs="Times New Roman"/>
@@ -1037,6 +2013,7 @@
         </w:rPr>
         <w:t>speedlimit</w:t>
       </w:r>
+      <w:proofErr w:type="spellEnd"/>
       <w:r>
         <w:rPr>
           <w:rFonts w:ascii="Source Code Pro" w:eastAsia="Times New Roman" w:hAnsi="Source Code Pro" w:cs="Times New Roman"/>
@@ -1207,6 +2184,7 @@
         </w:rPr>
         <w:t xml:space="preserve">int </w:t>
       </w:r>
+      <w:proofErr w:type="spellStart"/>
       <w:r>
         <w:rPr>
           <w:rFonts w:ascii="Source Code Pro" w:eastAsia="Times New Roman" w:hAnsi="Source Code Pro" w:cs="Times New Roman"/>
@@ -1219,6 +2197,7 @@
         </w:rPr>
         <w:t>speedlimit</w:t>
       </w:r>
+      <w:proofErr w:type="spellEnd"/>
       <w:r>
         <w:rPr>
           <w:rFonts w:ascii="Source Code Pro" w:eastAsia="Times New Roman" w:hAnsi="Source Code Pro" w:cs="Times New Roman"/>
@@ -1377,6 +2356,7 @@
         </w:rPr>
         <w:t xml:space="preserve">public class </w:t>
       </w:r>
+      <w:proofErr w:type="spellStart"/>
       <w:r>
         <w:rPr>
           <w:rFonts w:ascii="Source Code Pro" w:eastAsia="Times New Roman" w:hAnsi="Source Code Pro" w:cs="Times New Roman"/>
@@ -1387,7 +2367,20 @@
           <w:lang w:eastAsia="en-IN"/>
           <w14:ligatures w14:val="none"/>
         </w:rPr>
-        <w:t xml:space="preserve">DataMemberPolymorphism </w:t>
+        <w:t>DataMemberPolymorphism</w:t>
+      </w:r>
+      <w:proofErr w:type="spellEnd"/>
+      <w:r>
+        <w:rPr>
+          <w:rFonts w:ascii="Source Code Pro" w:eastAsia="Times New Roman" w:hAnsi="Source Code Pro" w:cs="Times New Roman"/>
+          <w:color w:val="000000"/>
+          <w:kern w:val="0"/>
+          <w:sz w:val="21"/>
+          <w:szCs w:val="21"/>
+          <w:lang w:eastAsia="en-IN"/>
+          <w14:ligatures w14:val="none"/>
+        </w:rPr>
+        <w:t xml:space="preserve"> </w:t>
       </w:r>
       <w:r>
         <w:rPr>
@@ -1484,7 +2477,33 @@
           <w:lang w:eastAsia="en-IN"/>
           <w14:ligatures w14:val="none"/>
         </w:rPr>
-        <w:t>[] args) {</w:t>
+        <w:t xml:space="preserve">[] </w:t>
+      </w:r>
+      <w:proofErr w:type="spellStart"/>
+      <w:r>
+        <w:rPr>
+          <w:rFonts w:ascii="Source Code Pro" w:eastAsia="Times New Roman" w:hAnsi="Source Code Pro" w:cs="Times New Roman"/>
+          <w:color w:val="080808"/>
+          <w:kern w:val="0"/>
+          <w:sz w:val="21"/>
+          <w:szCs w:val="21"/>
+          <w:lang w:eastAsia="en-IN"/>
+          <w14:ligatures w14:val="none"/>
+        </w:rPr>
+        <w:t>args</w:t>
+      </w:r>
+      <w:proofErr w:type="spellEnd"/>
+      <w:r>
+        <w:rPr>
+          <w:rFonts w:ascii="Source Code Pro" w:eastAsia="Times New Roman" w:hAnsi="Source Code Pro" w:cs="Times New Roman"/>
+          <w:color w:val="080808"/>
+          <w:kern w:val="0"/>
+          <w:sz w:val="21"/>
+          <w:szCs w:val="21"/>
+          <w:lang w:eastAsia="en-IN"/>
+          <w14:ligatures w14:val="none"/>
+        </w:rPr>
+        <w:t>) {</w:t>
       </w:r>
       <w:r>
         <w:rPr>
@@ -1560,6 +2579,7 @@
         <w:br/>
         <w:t xml:space="preserve">        </w:t>
       </w:r>
+      <w:proofErr w:type="spellStart"/>
       <w:r>
         <w:rPr>
           <w:rFonts w:ascii="Source Code Pro" w:eastAsia="Times New Roman" w:hAnsi="Source Code Pro" w:cs="Times New Roman"/>
@@ -1608,8 +2628,22 @@
           <w:lang w:eastAsia="en-IN"/>
           <w14:ligatures w14:val="none"/>
         </w:rPr>
-        <w:t>.println(</w:t>
-      </w:r>
+        <w:t>.println</w:t>
+      </w:r>
+      <w:proofErr w:type="spellEnd"/>
+      <w:r>
+        <w:rPr>
+          <w:rFonts w:ascii="Source Code Pro" w:eastAsia="Times New Roman" w:hAnsi="Source Code Pro" w:cs="Times New Roman"/>
+          <w:color w:val="080808"/>
+          <w:kern w:val="0"/>
+          <w:sz w:val="21"/>
+          <w:szCs w:val="21"/>
+          <w:lang w:eastAsia="en-IN"/>
+          <w14:ligatures w14:val="none"/>
+        </w:rPr>
+        <w:t>(</w:t>
+      </w:r>
+      <w:proofErr w:type="spellStart"/>
       <w:r>
         <w:rPr>
           <w:rFonts w:ascii="Source Code Pro" w:eastAsia="Times New Roman" w:hAnsi="Source Code Pro" w:cs="Times New Roman"/>
@@ -1646,6 +2680,7 @@
         </w:rPr>
         <w:t>speedlimit</w:t>
       </w:r>
+      <w:proofErr w:type="spellEnd"/>
       <w:r>
         <w:rPr>
           <w:rFonts w:ascii="Source Code Pro" w:eastAsia="Times New Roman" w:hAnsi="Source Code Pro" w:cs="Times New Roman"/>
@@ -1683,7 +2718,67 @@
           <w:lang w:eastAsia="en-IN"/>
           <w14:ligatures w14:val="none"/>
         </w:rPr>
-        <w:t>// System.out.println(b.price) ; does not work</w:t>
+        <w:t xml:space="preserve">// </w:t>
+      </w:r>
+      <w:proofErr w:type="spellStart"/>
+      <w:r>
+        <w:rPr>
+          <w:rFonts w:ascii="Source Code Pro" w:eastAsia="Times New Roman" w:hAnsi="Source Code Pro" w:cs="Times New Roman"/>
+          <w:i/>
+          <w:iCs/>
+          <w:color w:val="8C8C8C"/>
+          <w:kern w:val="0"/>
+          <w:sz w:val="21"/>
+          <w:szCs w:val="21"/>
+          <w:lang w:eastAsia="en-IN"/>
+          <w14:ligatures w14:val="none"/>
+        </w:rPr>
+        <w:t>System.out.println</w:t>
+      </w:r>
+      <w:proofErr w:type="spellEnd"/>
+      <w:r>
+        <w:rPr>
+          <w:rFonts w:ascii="Source Code Pro" w:eastAsia="Times New Roman" w:hAnsi="Source Code Pro" w:cs="Times New Roman"/>
+          <w:i/>
+          <w:iCs/>
+          <w:color w:val="8C8C8C"/>
+          <w:kern w:val="0"/>
+          <w:sz w:val="21"/>
+          <w:szCs w:val="21"/>
+          <w:lang w:eastAsia="en-IN"/>
+          <w14:ligatures w14:val="none"/>
+        </w:rPr>
+        <w:t>(</w:t>
+      </w:r>
+      <w:proofErr w:type="spellStart"/>
+      <w:r>
+        <w:rPr>
+          <w:rFonts w:ascii="Source Code Pro" w:eastAsia="Times New Roman" w:hAnsi="Source Code Pro" w:cs="Times New Roman"/>
+          <w:i/>
+          <w:iCs/>
+          <w:color w:val="8C8C8C"/>
+          <w:kern w:val="0"/>
+          <w:sz w:val="21"/>
+          <w:szCs w:val="21"/>
+          <w:lang w:eastAsia="en-IN"/>
+          <w14:ligatures w14:val="none"/>
+        </w:rPr>
+        <w:t>b.price</w:t>
+      </w:r>
+      <w:proofErr w:type="spellEnd"/>
+      <w:r>
+        <w:rPr>
+          <w:rFonts w:ascii="Source Code Pro" w:eastAsia="Times New Roman" w:hAnsi="Source Code Pro" w:cs="Times New Roman"/>
+          <w:i/>
+          <w:iCs/>
+          <w:color w:val="8C8C8C"/>
+          <w:kern w:val="0"/>
+          <w:sz w:val="21"/>
+          <w:szCs w:val="21"/>
+          <w:lang w:eastAsia="en-IN"/>
+          <w14:ligatures w14:val="none"/>
+        </w:rPr>
+        <w:t>) ; does not work</w:t>
       </w:r>
     </w:p>
     <w:p>
@@ -1701,6 +2796,7 @@
           <w14:ligatures w14:val="none"/>
         </w:rPr>
       </w:pPr>
+      <w:proofErr w:type="spellStart"/>
       <w:r>
         <w:rPr>
           <w:rFonts w:ascii="Source Code Pro" w:eastAsia="Times New Roman" w:hAnsi="Source Code Pro" w:cs="Times New Roman"/>
@@ -1749,7 +2845,20 @@
           <w:lang w:eastAsia="en-IN"/>
           <w14:ligatures w14:val="none"/>
         </w:rPr>
-        <w:t>.println( ((</w:t>
+        <w:t>.println</w:t>
+      </w:r>
+      <w:proofErr w:type="spellEnd"/>
+      <w:r>
+        <w:rPr>
+          <w:rFonts w:ascii="Source Code Pro" w:eastAsia="Times New Roman" w:hAnsi="Source Code Pro" w:cs="Times New Roman"/>
+          <w:color w:val="080808"/>
+          <w:kern w:val="0"/>
+          <w:sz w:val="21"/>
+          <w:szCs w:val="21"/>
+          <w:lang w:eastAsia="en-IN"/>
+          <w14:ligatures w14:val="none"/>
+        </w:rPr>
+        <w:t>( ((</w:t>
       </w:r>
       <w:r>
         <w:rPr>
@@ -1799,6 +2908,7 @@
         </w:rPr>
         <w:t>).</w:t>
       </w:r>
+      <w:proofErr w:type="spellStart"/>
       <w:r>
         <w:rPr>
           <w:rFonts w:ascii="Source Code Pro" w:eastAsia="Times New Roman" w:hAnsi="Source Code Pro" w:cs="Times New Roman"/>
@@ -1811,6 +2921,7 @@
         </w:rPr>
         <w:t>speedlimit</w:t>
       </w:r>
+      <w:proofErr w:type="spellEnd"/>
       <w:r>
         <w:rPr>
           <w:rFonts w:ascii="Source Code Pro" w:eastAsia="Times New Roman" w:hAnsi="Source Code Pro" w:cs="Times New Roman"/>
@@ -1915,8 +3026,129 @@
 </w:document>
 </file>
 
+<file path=word/numbering.xml><?xml version="1.0" encoding="utf-8"?>
+<w:numbering xmlns:wpc="http://schemas.microsoft.com/office/word/2010/wordprocessingCanvas" xmlns:cx="http://schemas.microsoft.com/office/drawing/2014/chartex" xmlns:cx1="http://schemas.microsoft.com/office/drawing/2015/9/8/chartex" xmlns:cx2="http://schemas.microsoft.com/office/drawing/2015/10/21/chartex" xmlns:cx3="http://schemas.microsoft.com/office/drawing/2016/5/9/chartex" xmlns:cx4="http://schemas.microsoft.com/office/drawing/2016/5/10/chartex" xmlns:cx5="http://schemas.microsoft.com/office/drawing/2016/5/11/chartex" xmlns:cx6="http://schemas.microsoft.com/office/drawing/2016/5/12/chartex" xmlns:cx7="http://schemas.microsoft.com/office/drawing/2016/5/13/chartex" xmlns:cx8="http://schemas.microsoft.com/office/drawing/2016/5/14/chartex" xmlns:mc="http://schemas.openxmlformats.org/markup-compatibility/2006" xmlns:aink="http://schemas.microsoft.com/office/drawing/2016/ink" xmlns:am3d="http://schemas.microsoft.com/office/drawing/2017/model3d" xmlns:o="urn:schemas-microsoft-com:office:office" xmlns:oel="http://schemas.microsoft.com/office/2019/extlst" xmlns:r="http://schemas.openxmlformats.org/officeDocument/2006/relationships" xmlns:m="http://schemas.openxmlformats.org/officeDocument/2006/math" xmlns:v="urn:schemas-microsoft-com:vml" xmlns:wp14="http://schemas.microsoft.com/office/word/2010/wordprocessingDrawing" xmlns:wp="http://schemas.openxmlformats.org/drawingml/2006/wordprocessingDrawing" xmlns:w10="urn:schemas-microsoft-com:office:word" xmlns:w="http://schemas.openxmlformats.org/wordprocessingml/2006/main" xmlns:w14="http://schemas.microsoft.com/office/word/2010/wordml" xmlns:w15="http://schemas.microsoft.com/office/word/2012/wordml" xmlns:w16cex="http://schemas.microsoft.com/office/word/2018/wordml/cex" xmlns:w16cid="http://schemas.microsoft.com/office/word/2016/wordml/cid" xmlns:w16="http://schemas.microsoft.com/office/word/2018/wordml" xmlns:w16du="http://schemas.microsoft.com/office/word/2023/wordml/word16du" xmlns:w16sdtdh="http://schemas.microsoft.com/office/word/2020/wordml/sdtdatahash" xmlns:w16sdtfl="http://schemas.microsoft.com/office/word/2024/wordml/sdtformatlock" xmlns:w16se="http://schemas.microsoft.com/office/word/2015/wordml/symex" xmlns:wpg="http://schemas.microsoft.com/office/word/2010/wordprocessingGroup" xmlns:wpi="http://schemas.microsoft.com/office/word/2010/wordprocessingInk" xmlns:wne="http://schemas.microsoft.com/office/word/2006/wordml" xmlns:wps="http://schemas.microsoft.com/office/word/2010/wordprocessingShape" mc:Ignorable="w14 w15 w16se w16cid w16 w16cex w16sdtdh w16sdtfl w16du wp14">
+  <w:abstractNum w:abstractNumId="0" w15:restartNumberingAfterBreak="0">
+    <w:nsid w:val="67D40DCB"/>
+    <w:multiLevelType w:val="multilevel"/>
+    <w:tmpl w:val="CF34B044"/>
+    <w:lvl w:ilvl="0">
+      <w:start w:val="1"/>
+      <w:numFmt w:val="decimal"/>
+      <w:lvlText w:val="%1."/>
+      <w:lvlJc w:val="left"/>
+      <w:pPr>
+        <w:tabs>
+          <w:tab w:val="num" w:pos="720"/>
+        </w:tabs>
+        <w:ind w:left="720" w:hanging="360"/>
+      </w:pPr>
+    </w:lvl>
+    <w:lvl w:ilvl="1" w:tentative="1">
+      <w:start w:val="1"/>
+      <w:numFmt w:val="decimal"/>
+      <w:lvlText w:val="%2."/>
+      <w:lvlJc w:val="left"/>
+      <w:pPr>
+        <w:tabs>
+          <w:tab w:val="num" w:pos="1440"/>
+        </w:tabs>
+        <w:ind w:left="1440" w:hanging="360"/>
+      </w:pPr>
+    </w:lvl>
+    <w:lvl w:ilvl="2" w:tentative="1">
+      <w:start w:val="1"/>
+      <w:numFmt w:val="decimal"/>
+      <w:lvlText w:val="%3."/>
+      <w:lvlJc w:val="left"/>
+      <w:pPr>
+        <w:tabs>
+          <w:tab w:val="num" w:pos="2160"/>
+        </w:tabs>
+        <w:ind w:left="2160" w:hanging="360"/>
+      </w:pPr>
+    </w:lvl>
+    <w:lvl w:ilvl="3" w:tentative="1">
+      <w:start w:val="1"/>
+      <w:numFmt w:val="decimal"/>
+      <w:lvlText w:val="%4."/>
+      <w:lvlJc w:val="left"/>
+      <w:pPr>
+        <w:tabs>
+          <w:tab w:val="num" w:pos="2880"/>
+        </w:tabs>
+        <w:ind w:left="2880" w:hanging="360"/>
+      </w:pPr>
+    </w:lvl>
+    <w:lvl w:ilvl="4" w:tentative="1">
+      <w:start w:val="1"/>
+      <w:numFmt w:val="decimal"/>
+      <w:lvlText w:val="%5."/>
+      <w:lvlJc w:val="left"/>
+      <w:pPr>
+        <w:tabs>
+          <w:tab w:val="num" w:pos="3600"/>
+        </w:tabs>
+        <w:ind w:left="3600" w:hanging="360"/>
+      </w:pPr>
+    </w:lvl>
+    <w:lvl w:ilvl="5" w:tentative="1">
+      <w:start w:val="1"/>
+      <w:numFmt w:val="decimal"/>
+      <w:lvlText w:val="%6."/>
+      <w:lvlJc w:val="left"/>
+      <w:pPr>
+        <w:tabs>
+          <w:tab w:val="num" w:pos="4320"/>
+        </w:tabs>
+        <w:ind w:left="4320" w:hanging="360"/>
+      </w:pPr>
+    </w:lvl>
+    <w:lvl w:ilvl="6" w:tentative="1">
+      <w:start w:val="1"/>
+      <w:numFmt w:val="decimal"/>
+      <w:lvlText w:val="%7."/>
+      <w:lvlJc w:val="left"/>
+      <w:pPr>
+        <w:tabs>
+          <w:tab w:val="num" w:pos="5040"/>
+        </w:tabs>
+        <w:ind w:left="5040" w:hanging="360"/>
+      </w:pPr>
+    </w:lvl>
+    <w:lvl w:ilvl="7" w:tentative="1">
+      <w:start w:val="1"/>
+      <w:numFmt w:val="decimal"/>
+      <w:lvlText w:val="%8."/>
+      <w:lvlJc w:val="left"/>
+      <w:pPr>
+        <w:tabs>
+          <w:tab w:val="num" w:pos="5760"/>
+        </w:tabs>
+        <w:ind w:left="5760" w:hanging="360"/>
+      </w:pPr>
+    </w:lvl>
+    <w:lvl w:ilvl="8" w:tentative="1">
+      <w:start w:val="1"/>
+      <w:numFmt w:val="decimal"/>
+      <w:lvlText w:val="%9."/>
+      <w:lvlJc w:val="left"/>
+      <w:pPr>
+        <w:tabs>
+          <w:tab w:val="num" w:pos="6480"/>
+        </w:tabs>
+        <w:ind w:left="6480" w:hanging="360"/>
+      </w:pPr>
+    </w:lvl>
+  </w:abstractNum>
+  <w:num w:numId="1" w16cid:durableId="1242982574">
+    <w:abstractNumId w:val="0"/>
+  </w:num>
+</w:numbering>
+</file>
+
 <file path=word/styles.xml><?xml version="1.0" encoding="utf-8"?>
-<w:styles xmlns:mc="http://schemas.openxmlformats.org/markup-compatibility/2006" xmlns:r="http://schemas.openxmlformats.org/officeDocument/2006/relationships" xmlns:w="http://schemas.openxmlformats.org/wordprocessingml/2006/main" xmlns:w14="http://schemas.microsoft.com/office/word/2010/wordml" xmlns:w15="http://schemas.microsoft.com/office/word/2012/wordml" xmlns:w16cex="http://schemas.microsoft.com/office/word/2018/wordml/cex" xmlns:w16cid="http://schemas.microsoft.com/office/word/2016/wordml/cid" xmlns:w16="http://schemas.microsoft.com/office/word/2018/wordml" xmlns:w16sdtdh="http://schemas.microsoft.com/office/word/2020/wordml/sdtdatahash" xmlns:w16se="http://schemas.microsoft.com/office/word/2015/wordml/symex" mc:Ignorable="w14 w15 w16se w16cid w16 w16cex w16sdtdh">
+<w:styles xmlns:mc="http://schemas.openxmlformats.org/markup-compatibility/2006" xmlns:r="http://schemas.openxmlformats.org/officeDocument/2006/relationships" xmlns:w="http://schemas.openxmlformats.org/wordprocessingml/2006/main" xmlns:w14="http://schemas.microsoft.com/office/word/2010/wordml" xmlns:w15="http://schemas.microsoft.com/office/word/2012/wordml" xmlns:w16cex="http://schemas.microsoft.com/office/word/2018/wordml/cex" xmlns:w16cid="http://schemas.microsoft.com/office/word/2016/wordml/cid" xmlns:w16="http://schemas.microsoft.com/office/word/2018/wordml" xmlns:w16du="http://schemas.microsoft.com/office/word/2023/wordml/word16du" xmlns:w16sdtdh="http://schemas.microsoft.com/office/word/2020/wordml/sdtdatahash" xmlns:w16sdtfl="http://schemas.microsoft.com/office/word/2024/wordml/sdtformatlock" xmlns:w16se="http://schemas.microsoft.com/office/word/2015/wordml/symex" mc:Ignorable="w14 w15 w16se w16cid w16 w16cex w16sdtdh w16sdtfl w16du">
   <w:docDefaults>
     <w:rPrDefault>
       <w:rPr>
@@ -2319,7 +3551,6 @@
   <w:style w:type="character" w:default="1" w:styleId="DefaultParagraphFont">
     <w:name w:val="Default Paragraph Font"/>
     <w:uiPriority w:val="1"/>
-    <w:semiHidden/>
     <w:unhideWhenUsed/>
   </w:style>
   <w:style w:type="table" w:default="1" w:styleId="TableNormal">
@@ -2342,6 +3573,30 @@
     <w:uiPriority w:val="99"/>
     <w:semiHidden/>
     <w:unhideWhenUsed/>
+  </w:style>
+  <w:style w:type="character" w:styleId="HTMLCode">
+    <w:name w:val="HTML Code"/>
+    <w:basedOn w:val="DefaultParagraphFont"/>
+    <w:uiPriority w:val="99"/>
+    <w:semiHidden/>
+    <w:unhideWhenUsed/>
+    <w:rsid w:val="008A5608"/>
+    <w:rPr>
+      <w:rFonts w:ascii="Courier New" w:eastAsia="Times New Roman" w:hAnsi="Courier New" w:cs="Courier New"/>
+      <w:sz w:val="20"/>
+      <w:szCs w:val="20"/>
+    </w:rPr>
+  </w:style>
+  <w:style w:type="character" w:styleId="Strong">
+    <w:name w:val="Strong"/>
+    <w:basedOn w:val="DefaultParagraphFont"/>
+    <w:uiPriority w:val="22"/>
+    <w:qFormat/>
+    <w:rsid w:val="004C08C1"/>
+    <w:rPr>
+      <w:b/>
+      <w:bCs/>
+    </w:rPr>
   </w:style>
 </w:styles>
 </file>
@@ -2639,4 +3894,10 @@
     </a:ext>
   </a:extLst>
 </a:theme>
+</file>
+
+<file path=docMetadata/LabelInfo.xml><?xml version="1.0" encoding="utf-8"?>
+<clbl:labelList xmlns:clbl="http://schemas.microsoft.com/office/2020/mipLabelMetadata">
+  <clbl:label id="{6f6b1f18-f556-4b39-a158-6b6d47ff40df}" enabled="1" method="Standard" siteId="{f5d3bd9c-a8c2-4efc-9493-ddf2d4b42f17}" contentBits="0" removed="0"/>
+</clbl:labelList>
 </file>
--- a/Java/RunTime_Polymorphism_Dynamic_Binding.docx
+++ b/Java/RunTime_Polymorphism_Dynamic_Binding.docx
@@ -933,16 +933,17 @@
       <w:r>
         <w:t xml:space="preserve">is also an instance of </w:t>
       </w:r>
-      <w:proofErr w:type="spellStart"/>
       <w:r>
         <w:t>Parent</w:t>
       </w:r>
       <w:r>
-        <w:t>.So</w:t>
-      </w:r>
-      <w:proofErr w:type="spellEnd"/>
-      <w:r>
-        <w:t xml:space="preserve"> compiler doesn't know its type, only its base type.</w:t>
+        <w:t>.</w:t>
+      </w:r>
+      <w:r>
+        <w:t xml:space="preserve"> </w:t>
+      </w:r>
+      <w:r>
+        <w:t>So compiler doesn't know its type, only its base type.</w:t>
       </w:r>
     </w:p>
     <w:p/>
@@ -1271,15 +1272,7 @@
           <w:color w:val="0A0A0A"/>
           <w:shd w:val="clear" w:color="auto" w:fill="FFFFFF"/>
         </w:rPr>
-        <w:t>.</w:t>
-      </w:r>
-      <w:r>
-        <w:rPr>
-          <w:rFonts w:ascii="Arial" w:hAnsi="Arial" w:cs="Arial"/>
-          <w:color w:val="0A0A0A"/>
-          <w:shd w:val="clear" w:color="auto" w:fill="FFFFFF"/>
-        </w:rPr>
-        <w:t xml:space="preserve"> </w:t>
+        <w:t xml:space="preserve">. </w:t>
       </w:r>
       <w:r>
         <w:rPr>
@@ -1296,16 +1289,7 @@
           <w:color w:val="0A0A0A"/>
           <w:shd w:val="clear" w:color="auto" w:fill="FFFFFF"/>
         </w:rPr>
-        <w:t>Casting</w:t>
-      </w:r>
-      <w:r>
-        <w:rPr>
-          <w:rStyle w:val="Strong"/>
-          <w:rFonts w:ascii="Arial" w:hAnsi="Arial" w:cs="Arial"/>
-          <w:color w:val="0A0A0A"/>
-          <w:shd w:val="clear" w:color="auto" w:fill="FFFFFF"/>
-        </w:rPr>
-        <w:t xml:space="preserve"> </w:t>
+        <w:t xml:space="preserve">Casting </w:t>
       </w:r>
       <w:r>
         <w:rPr>
@@ -1358,15 +1342,7 @@
           <w:color w:val="0A0A0A"/>
           <w:shd w:val="clear" w:color="auto" w:fill="FFFFFF"/>
         </w:rPr>
-        <w:t> reference</w:t>
-      </w:r>
-      <w:r>
-        <w:rPr>
-          <w:rFonts w:ascii="Arial" w:hAnsi="Arial" w:cs="Arial"/>
-          <w:color w:val="0A0A0A"/>
-          <w:shd w:val="clear" w:color="auto" w:fill="FFFFFF"/>
-        </w:rPr>
-        <w:t>.</w:t>
+        <w:t> reference.</w:t>
       </w:r>
     </w:p>
     <w:p>
@@ -3551,6 +3527,7 @@
   <w:style w:type="character" w:default="1" w:styleId="DefaultParagraphFont">
     <w:name w:val="Default Paragraph Font"/>
     <w:uiPriority w:val="1"/>
+    <w:semiHidden/>
     <w:unhideWhenUsed/>
   </w:style>
   <w:style w:type="table" w:default="1" w:styleId="TableNormal">
